--- a/Day 2/Day 2_Reference Material.docx
+++ b/Day 2/Day 2_Reference Material.docx
@@ -103,7 +103,7 @@
           <w:sz w:val="24"/>
           <w:szCs w:val="24"/>
         </w:rPr>
-        <w:t>Part 1: Theoretical Foundations (60 Minutes)</w:t>
+        <w:t xml:space="preserve">Part 1: Theoretical Foundations </w:t>
       </w:r>
     </w:p>
     <w:p>
@@ -133,7 +133,31 @@
         <w:rPr>
           <w:rFonts w:ascii="Times New Roman" w:hAnsi="Times New Roman" w:cs="Times New Roman"/>
         </w:rPr>
-        <w:t>Unlike Decision Trees which create explicit rules, similarity-based models make predictions by comparing new data points to known examples. Probability-based models (Naive Bayes) use statistical likelihood.</w:t>
+        <w:t xml:space="preserve">Unlike Decision Trees which create explicit rules, similarity-based models </w:t>
+      </w:r>
+      <w:r>
+        <w:rPr>
+          <w:rFonts w:ascii="Times New Roman" w:hAnsi="Times New Roman" w:cs="Times New Roman"/>
+        </w:rPr>
+        <w:t xml:space="preserve">(KNN) </w:t>
+      </w:r>
+      <w:r>
+        <w:rPr>
+          <w:rFonts w:ascii="Times New Roman" w:hAnsi="Times New Roman" w:cs="Times New Roman"/>
+        </w:rPr>
+        <w:t>make predictions by comparing new data points to known examples. Probability-based models (</w:t>
+      </w:r>
+      <w:r>
+        <w:rPr>
+          <w:rFonts w:ascii="Times New Roman" w:hAnsi="Times New Roman" w:cs="Times New Roman"/>
+        </w:rPr>
+        <w:t>SVM, Logistic, Naïve Bayes</w:t>
+      </w:r>
+      <w:r>
+        <w:rPr>
+          <w:rFonts w:ascii="Times New Roman" w:hAnsi="Times New Roman" w:cs="Times New Roman"/>
+        </w:rPr>
+        <w:t>) use statistical likelihood.</w:t>
       </w:r>
     </w:p>
     <w:p>
@@ -599,11 +623,15 @@
         </w:numPr>
         <w:rPr>
           <w:rFonts w:ascii="Times New Roman" w:hAnsi="Times New Roman" w:cs="Times New Roman"/>
-        </w:rPr>
-      </w:pPr>
-      <w:r>
-        <w:rPr>
-          <w:rFonts w:ascii="Times New Roman" w:hAnsi="Times New Roman" w:cs="Times New Roman"/>
+          <w:b/>
+          <w:bCs/>
+        </w:rPr>
+      </w:pPr>
+      <w:r>
+        <w:rPr>
+          <w:rFonts w:ascii="Times New Roman" w:hAnsi="Times New Roman" w:cs="Times New Roman"/>
+          <w:b/>
+          <w:bCs/>
         </w:rPr>
         <w:lastRenderedPageBreak/>
         <w:t>The "independence assumption" is almost always false (words in a sentence are not independent), yet the model still performs well.</w:t>
@@ -3396,50 +3424,25 @@
         <w:rPr>
           <w:rFonts w:ascii="Times New Roman" w:hAnsi="Times New Roman" w:cs="Times New Roman"/>
         </w:rPr>
-        <w:t xml:space="preserve"> A payment processor handles 1 million transactions daily. Fraud rate is 0.5% (highly imbalanced). Missing a </w:t>
-      </w:r>
-      <w:proofErr w:type="gramStart"/>
-      <w:r>
-        <w:rPr>
-          <w:rFonts w:ascii="Times New Roman" w:hAnsi="Times New Roman" w:cs="Times New Roman"/>
-        </w:rPr>
-        <w:t>fraudulent transaction costs</w:t>
-      </w:r>
-      <w:proofErr w:type="gramEnd"/>
-      <w:r>
-        <w:rPr>
-          <w:rFonts w:ascii="Times New Roman" w:hAnsi="Times New Roman" w:cs="Times New Roman"/>
-        </w:rPr>
-        <w:t> </w:t>
-      </w:r>
-      <m:oMath>
-        <m:r>
-          <w:rPr>
-            <w:rFonts w:ascii="Cambria Math" w:hAnsi="Cambria Math" w:cs="Times New Roman"/>
-          </w:rPr>
-          <m:t>500onaverage</m:t>
-        </m:r>
-        <m:r>
-          <m:rPr>
-            <m:sty m:val="p"/>
-          </m:rPr>
-          <w:rPr>
-            <w:rFonts w:ascii="Cambria Math" w:hAnsi="Cambria Math" w:cs="Times New Roman"/>
-          </w:rPr>
-          <m:t>.</m:t>
-        </m:r>
-        <m:r>
-          <w:rPr>
-            <w:rFonts w:ascii="Cambria Math" w:hAnsi="Cambria Math" w:cs="Times New Roman"/>
-          </w:rPr>
-          <m:t>Flaggingalegitimatetransactionasfraudcosts</m:t>
-        </m:r>
-      </m:oMath>
-      <w:r>
-        <w:rPr>
-          <w:rFonts w:ascii="Times New Roman" w:hAnsi="Times New Roman" w:cs="Times New Roman"/>
-        </w:rPr>
-        <w:t>10 (customer friction).</w:t>
+        <w:t xml:space="preserve"> A payment processor handles 1 million transactions daily. Fraud rate is 0.5% (highly imbalanced). Missing a fraudulent transaction </w:t>
+      </w:r>
+      <w:r>
+        <w:rPr>
+          <w:rFonts w:ascii="Times New Roman" w:hAnsi="Times New Roman" w:cs="Times New Roman"/>
+        </w:rPr>
+        <w:t>costs 500 on average.</w:t>
+      </w:r>
+      <w:r>
+        <w:rPr>
+          <w:rFonts w:ascii="Times New Roman" w:hAnsi="Times New Roman" w:cs="Times New Roman"/>
+        </w:rPr>
+        <w:t xml:space="preserve"> </w:t>
+      </w:r>
+      <w:r>
+        <w:rPr>
+          <w:rFonts w:ascii="Times New Roman" w:hAnsi="Times New Roman" w:cs="Times New Roman"/>
+        </w:rPr>
+        <w:t>Flagging a legitimate transaction as fraud costs10 (customer friction).</w:t>
       </w:r>
     </w:p>
     <w:p>
@@ -3517,7 +3520,6 @@
         <w:rPr>
           <w:rFonts w:ascii="Times New Roman" w:hAnsi="Times New Roman" w:cs="Times New Roman"/>
         </w:rPr>
-        <w:lastRenderedPageBreak/>
         <w:t>False Positive (false alarm) → </w:t>
       </w:r>
       <w:r>
@@ -3543,6 +3545,7 @@
         <w:rPr>
           <w:rFonts w:ascii="Times New Roman" w:hAnsi="Times New Roman" w:cs="Times New Roman"/>
         </w:rPr>
+        <w:lastRenderedPageBreak/>
         <w:t>Therefore, you can tolerate 50 false positives to catch 1 additional fraud (break-even).</w:t>
       </w:r>
     </w:p>
@@ -4108,7 +4111,6 @@
         <w:rPr>
           <w:rFonts w:ascii="Times New Roman" w:hAnsi="Times New Roman" w:cs="Times New Roman"/>
         </w:rPr>
-        <w:lastRenderedPageBreak/>
         <w:t>Input layer: 50 neurons (one per measurement).</w:t>
       </w:r>
     </w:p>
@@ -4126,6 +4128,7 @@
         <w:rPr>
           <w:rFonts w:ascii="Times New Roman" w:hAnsi="Times New Roman" w:cs="Times New Roman"/>
         </w:rPr>
+        <w:lastRenderedPageBreak/>
         <w:t xml:space="preserve">Hidden layer 1: 128 neurons with </w:t>
       </w:r>
       <w:proofErr w:type="spellStart"/>
@@ -22015,6 +22018,7 @@
   <w:style w:type="character" w:default="1" w:styleId="DefaultParagraphFont">
     <w:name w:val="Default Paragraph Font"/>
     <w:uiPriority w:val="1"/>
+    <w:semiHidden/>
     <w:unhideWhenUsed/>
   </w:style>
   <w:style w:type="table" w:default="1" w:styleId="TableNormal">
